--- a/templates/OPUS/full_template.docx
+++ b/templates/OPUS/full_template.docx
@@ -362,6 +362,18 @@
       </w:r>
     </w:p>
     <w:p>
+      <w:r>
+        <w:rPr>
+          <w:rFonts w:ascii="Calibri" w:cs="Calibri" w:eastAsia="Calibri" w:hAnsi="Calibri"/>
+          <w:b w:val="false"/>
+          <w:bCs w:val="false"/>
+          <w:sz w:val="20"/>
+          <w:szCs w:val="20"/>
+        </w:rPr>
+        <w:t>{%p for degree in degrees %}</w:t>
+      </w:r>
+    </w:p>
+    <w:p>
       <w:pPr>
         <w:tabs>
           <w:tab w:val="right" w:pos="9626"/>
@@ -378,7 +390,7 @@
           <w:sz w:val="22"/>
           <w:szCs w:val="22"/>
         </w:rPr>
-        <w:t xml:space="preserve">{{ msc_degree }}</w:t>
+        <w:t>{{ degree.name }}</w:t>
       </w:r>
       <w:r>
         <w:rPr>
@@ -389,7 +401,8 @@
           <w:sz w:val="20"/>
           <w:szCs w:val="20"/>
         </w:rPr>
-        <w:t xml:space="preserve">	{{ msc_date }}</w:t>
+        <w:tab/>
+        <w:t>{{ degree.date }}</w:t>
       </w:r>
     </w:p>
     <w:p>
@@ -406,7 +419,7 @@
           <w:sz w:val="20"/>
           <w:szCs w:val="20"/>
         </w:rPr>
-        <w:t xml:space="preserve">{{ msc_institution }}</w:t>
+        <w:t>{{ degree.institution }}</w:t>
       </w:r>
       <w:r>
         <w:rPr>
@@ -415,19 +428,19 @@
           <w:sz w:val="20"/>
           <w:szCs w:val="20"/>
         </w:rPr>
-        <w:t xml:space="preserve">  ·  {{ msc_location }}</w:t>
-      </w:r>
-    </w:p>
-    <w:p>
-      <w:r>
-        <w:rPr>
-          <w:rFonts w:ascii="Calibri" w:cs="Calibri" w:eastAsia="Calibri" w:hAnsi="Calibri"/>
-          <w:b w:val="false"/>
-          <w:bCs w:val="false"/>
-          <w:sz w:val="20"/>
-          <w:szCs w:val="20"/>
-        </w:rPr>
-        <w:t xml:space="preserve">{%p for bullet in msc_bullets %}</w:t>
+        <w:t xml:space="preserve">  ·  {{ degree.location }}</w:t>
+      </w:r>
+    </w:p>
+    <w:p>
+      <w:r>
+        <w:rPr>
+          <w:rFonts w:ascii="Calibri" w:cs="Calibri" w:eastAsia="Calibri" w:hAnsi="Calibri"/>
+          <w:b w:val="false"/>
+          <w:bCs w:val="false"/>
+          <w:sz w:val="20"/>
+          <w:szCs w:val="20"/>
+        </w:rPr>
+        <w:t>{%p for bullet in degree.bullets %}</w:t>
       </w:r>
     </w:p>
     <w:p>
@@ -460,95 +473,6 @@
           <w:szCs w:val="20"/>
         </w:rPr>
         <w:t xml:space="preserve">{%p endfor %}</w:t>
-      </w:r>
-    </w:p>
-    <w:p>
-      <w:pPr>
-        <w:tabs>
-          <w:tab w:val="right" w:pos="9626"/>
-        </w:tabs>
-        <w:spacing w:after="20" w:before="140"/>
-        <w:ind w:left="120"/>
-      </w:pPr>
-      <w:r>
-        <w:rPr>
-          <w:rFonts w:ascii="Calibri" w:cs="Calibri" w:eastAsia="Calibri" w:hAnsi="Calibri"/>
-          <w:b/>
-          <w:bCs/>
-          <w:color w:val="1A1A1A"/>
-          <w:sz w:val="22"/>
-          <w:szCs w:val="22"/>
-        </w:rPr>
-        <w:t xml:space="preserve">{{ ba_degree }}</w:t>
-      </w:r>
-      <w:r>
-        <w:rPr>
-          <w:rFonts w:ascii="Calibri" w:cs="Calibri" w:eastAsia="Calibri" w:hAnsi="Calibri"/>
-          <w:i/>
-          <w:iCs/>
-          <w:color w:val="666666"/>
-          <w:sz w:val="20"/>
-          <w:szCs w:val="20"/>
-        </w:rPr>
-        <w:t xml:space="preserve">	{{ ba_date }}</w:t>
-      </w:r>
-    </w:p>
-    <w:p>
-      <w:pPr>
-        <w:spacing w:after="60"/>
-        <w:ind w:left="120"/>
-      </w:pPr>
-      <w:r>
-        <w:rPr>
-          <w:rFonts w:ascii="Calibri" w:cs="Calibri" w:eastAsia="Calibri" w:hAnsi="Calibri"/>
-          <w:b/>
-          <w:bCs/>
-          <w:color w:val="C0392B"/>
-          <w:sz w:val="20"/>
-          <w:szCs w:val="20"/>
-        </w:rPr>
-        <w:t xml:space="preserve">{{ ba_institution }}</w:t>
-      </w:r>
-      <w:r>
-        <w:rPr>
-          <w:rFonts w:ascii="Calibri" w:cs="Calibri" w:eastAsia="Calibri" w:hAnsi="Calibri"/>
-          <w:color w:val="666666"/>
-          <w:sz w:val="20"/>
-          <w:szCs w:val="20"/>
-        </w:rPr>
-        <w:t xml:space="preserve">  ·  {{ ba_location }}</w:t>
-      </w:r>
-    </w:p>
-    <w:p>
-      <w:r>
-        <w:rPr>
-          <w:rFonts w:ascii="Calibri" w:cs="Calibri" w:eastAsia="Calibri" w:hAnsi="Calibri"/>
-          <w:b w:val="false"/>
-          <w:bCs w:val="false"/>
-          <w:sz w:val="20"/>
-          <w:szCs w:val="20"/>
-        </w:rPr>
-        <w:t xml:space="preserve">{%p for bullet in ba_bullets %}</w:t>
-      </w:r>
-    </w:p>
-    <w:p>
-      <w:pPr>
-        <w:pStyle w:val="ListParagraph"/>
-        <w:numPr>
-          <w:ilvl w:val="0"/>
-          <w:numId w:val="2"/>
-        </w:numPr>
-        <w:spacing w:after="60"/>
-      </w:pPr>
-      <w:r>
-        <w:rPr>
-          <w:rFonts w:ascii="Calibri" w:cs="Calibri" w:eastAsia="Calibri" w:hAnsi="Calibri"/>
-          <w:b w:val="false"/>
-          <w:bCs w:val="false"/>
-          <w:sz w:val="20"/>
-          <w:szCs w:val="20"/>
-        </w:rPr>
-        <w:t xml:space="preserve">{{ bullet }}</w:t>
       </w:r>
     </w:p>
     <w:p>
